--- a/docx/03-direccionamiento-ip/boletin-U03-ipv6-inicial.docx
+++ b/docx/03-direccionamiento-ip/boletin-U03-ipv6-inicial.docx
@@ -15,6 +15,9 @@
             <w:pStyle w:val="TOCHeading"/>
           </w:pPr>
           <w:r>
+            <w:rPr>
+              <w:lang w:val="es-ES"/>
+            </w:rPr>
             <w:t xml:space="preserve">Table of Contents</w:t>
           </w:r>
         </w:p>
@@ -34,6 +37,9 @@
         <w:pStyle w:val="Heading1"/>
       </w:pPr>
       <w:r>
+        <w:rPr>
+          <w:lang w:val="es-ES"/>
+        </w:rPr>
         <w:t xml:space="preserve">Boletín UD3 · IPv6 — Inicial</w:t>
       </w:r>
     </w:p>
@@ -44,6 +50,9 @@
         <w:pStyle w:val="Heading1"/>
       </w:pPr>
       <w:r>
+        <w:rPr>
+          <w:lang w:val="es-ES"/>
+        </w:rPr>
         <w:t xml:space="preserve">📝 Boletín UD3 · IPv6 — Inicial</w:t>
       </w:r>
     </w:p>
@@ -52,6 +61,9 @@
         <w:pStyle w:val="BlockText"/>
       </w:pPr>
       <w:r>
+        <w:rPr>
+          <w:lang w:val="es-ES"/>
+        </w:rPr>
         <w:t xml:space="preserve">Ejercicios básicos para afianzar los conceptos de direccionamiento IPv6.</w:t>
       </w:r>
     </w:p>
@@ -68,6 +80,9 @@
         <w:pStyle w:val="Heading2"/>
       </w:pPr>
       <w:r>
+        <w:rPr>
+          <w:lang w:val="es-ES"/>
+        </w:rPr>
         <w:t xml:space="preserve">1. Compresión de direcciones</w:t>
       </w:r>
     </w:p>
@@ -76,6 +91,9 @@
         <w:pStyle w:val="FirstParagraph"/>
       </w:pPr>
       <w:r>
+        <w:rPr>
+          <w:lang w:val="es-ES"/>
+        </w:rPr>
         <w:t xml:space="preserve">Comprime estas direcciones IPv6 al máximo:</w:t>
       </w:r>
     </w:p>
@@ -90,6 +108,7 @@
       <w:r>
         <w:rPr>
           <w:rStyle w:val="VerbatimChar"/>
+          <w:lang w:val="es-ES"/>
         </w:rPr>
         <w:t xml:space="preserve">2001:0DB8:0000:0000:0000:0000:0000:0001</w:t>
       </w:r>
@@ -105,6 +124,7 @@
       <w:r>
         <w:rPr>
           <w:rStyle w:val="VerbatimChar"/>
+          <w:lang w:val="es-ES"/>
         </w:rPr>
         <w:t xml:space="preserve">FE80:0000:0000:0000:02AA:00FF:FE9A:4CA2</w:t>
       </w:r>
@@ -120,6 +140,7 @@
       <w:r>
         <w:rPr>
           <w:rStyle w:val="VerbatimChar"/>
+          <w:lang w:val="es-ES"/>
         </w:rPr>
         <w:t xml:space="preserve">0000:0000:0000:0000:0000:0000:0000:0001</w:t>
       </w:r>
@@ -135,6 +156,7 @@
       <w:r>
         <w:rPr>
           <w:rStyle w:val="VerbatimChar"/>
+          <w:lang w:val="es-ES"/>
         </w:rPr>
         <w:t xml:space="preserve">2001:0DB8:0000:0000:ABCD:0000:0000:1234</w:t>
       </w:r>
@@ -146,6 +168,9 @@
         <w:pStyle w:val="Heading2"/>
       </w:pPr>
       <w:r>
+        <w:rPr>
+          <w:lang w:val="es-ES"/>
+        </w:rPr>
         <w:t xml:space="preserve">2. Identifica el tipo</w:t>
       </w:r>
     </w:p>
@@ -154,6 +179,9 @@
         <w:pStyle w:val="FirstParagraph"/>
       </w:pPr>
       <w:r>
+        <w:rPr>
+          <w:lang w:val="es-ES"/>
+        </w:rPr>
         <w:t xml:space="preserve">Indica qué tipo de dirección IPv6 es cada una:</w:t>
       </w:r>
     </w:p>
@@ -168,6 +196,7 @@
       <w:r>
         <w:rPr>
           <w:rStyle w:val="VerbatimChar"/>
+          <w:lang w:val="es-ES"/>
         </w:rPr>
         <w:t xml:space="preserve">2001:DB8::1</w:t>
       </w:r>
@@ -183,6 +212,7 @@
       <w:r>
         <w:rPr>
           <w:rStyle w:val="VerbatimChar"/>
+          <w:lang w:val="es-ES"/>
         </w:rPr>
         <w:t xml:space="preserve">FE80::1</w:t>
       </w:r>
@@ -198,6 +228,7 @@
       <w:r>
         <w:rPr>
           <w:rStyle w:val="VerbatimChar"/>
+          <w:lang w:val="es-ES"/>
         </w:rPr>
         <w:t xml:space="preserve">::1</w:t>
       </w:r>
@@ -213,6 +244,7 @@
       <w:r>
         <w:rPr>
           <w:rStyle w:val="VerbatimChar"/>
+          <w:lang w:val="es-ES"/>
         </w:rPr>
         <w:t xml:space="preserve">FC00::1</w:t>
       </w:r>
@@ -228,6 +260,7 @@
       <w:r>
         <w:rPr>
           <w:rStyle w:val="VerbatimChar"/>
+          <w:lang w:val="es-ES"/>
         </w:rPr>
         <w:t xml:space="preserve">FF02::1</w:t>
       </w:r>
@@ -239,6 +272,9 @@
         <w:pStyle w:val="Heading2"/>
       </w:pPr>
       <w:r>
+        <w:rPr>
+          <w:lang w:val="es-ES"/>
+        </w:rPr>
         <w:t xml:space="preserve">3. Completa</w:t>
       </w:r>
     </w:p>
@@ -247,6 +283,9 @@
         <w:pStyle w:val="FirstParagraph"/>
       </w:pPr>
       <w:r>
+        <w:rPr>
+          <w:lang w:val="es-ES"/>
+        </w:rPr>
         <w:t xml:space="preserve">Completa las equivalencias:</w:t>
       </w:r>
     </w:p>
@@ -259,6 +298,9 @@
         </w:numPr>
       </w:pPr>
       <w:r>
+        <w:rPr>
+          <w:lang w:val="es-ES"/>
+        </w:rPr>
         <w:t xml:space="preserve">IPv4 tiene __ bits, IPv6 tiene __ bits.</w:t>
       </w:r>
     </w:p>
@@ -271,6 +313,9 @@
         </w:numPr>
       </w:pPr>
       <w:r>
+        <w:rPr>
+          <w:lang w:val="es-ES"/>
+        </w:rPr>
         <w:t xml:space="preserve">IPv4 se representa en decimal, IPv6 en __.</w:t>
       </w:r>
     </w:p>
@@ -283,6 +328,9 @@
         </w:numPr>
       </w:pPr>
       <w:r>
+        <w:rPr>
+          <w:lang w:val="es-ES"/>
+        </w:rPr>
         <w:t xml:space="preserve">El prefijo de Link-Local es __.</w:t>
       </w:r>
     </w:p>
@@ -295,6 +343,9 @@
         </w:numPr>
       </w:pPr>
       <w:r>
+        <w:rPr>
+          <w:lang w:val="es-ES"/>
+        </w:rPr>
         <w:t xml:space="preserve">El prefijo de Global Unicast es __.</w:t>
       </w:r>
     </w:p>
@@ -307,6 +358,9 @@
         </w:numPr>
       </w:pPr>
       <w:r>
+        <w:rPr>
+          <w:lang w:val="es-ES"/>
+        </w:rPr>
         <w:t xml:space="preserve">__ reemplaza a ARP en IPv6.</w:t>
       </w:r>
     </w:p>
@@ -317,6 +371,9 @@
         <w:pStyle w:val="Heading2"/>
       </w:pPr>
       <w:r>
+        <w:rPr>
+          <w:lang w:val="es-ES"/>
+        </w:rPr>
         <w:t xml:space="preserve">4. Verdadero o falso</w:t>
       </w:r>
     </w:p>
@@ -329,6 +386,9 @@
         </w:numPr>
       </w:pPr>
       <w:r>
+        <w:rPr>
+          <w:lang w:val="es-ES"/>
+        </w:rPr>
         <w:t xml:space="preserve">Las direcciones Link-Local son enrutables en Internet.</w:t>
       </w:r>
     </w:p>
@@ -341,6 +401,9 @@
         </w:numPr>
       </w:pPr>
       <w:r>
+        <w:rPr>
+          <w:lang w:val="es-ES"/>
+        </w:rPr>
         <w:t xml:space="preserve">SLAAC no necesita un servidor central.</w:t>
       </w:r>
     </w:p>
@@ -353,6 +416,9 @@
         </w:numPr>
       </w:pPr>
       <w:r>
+        <w:rPr>
+          <w:lang w:val="es-ES"/>
+        </w:rPr>
         <w:t xml:space="preserve">:: se puede usar varias veces en la misma dirección IPv6.</w:t>
       </w:r>
     </w:p>
@@ -365,6 +431,9 @@
         </w:numPr>
       </w:pPr>
       <w:r>
+        <w:rPr>
+          <w:lang w:val="es-ES"/>
+        </w:rPr>
         <w:t xml:space="preserve">DHCPv6 funciona igual que DHCP en IPv4.</w:t>
       </w:r>
     </w:p>
@@ -377,6 +446,9 @@
         </w:numPr>
       </w:pPr>
       <w:r>
+        <w:rPr>
+          <w:lang w:val="es-ES"/>
+        </w:rPr>
         <w:t xml:space="preserve">Dual Stack significa tener IPv4 e IPv6 simultáneamente.</w:t>
       </w:r>
     </w:p>
@@ -387,6 +459,9 @@
         <w:pStyle w:val="Heading2"/>
       </w:pPr>
       <w:r>
+        <w:rPr>
+          <w:lang w:val="es-ES"/>
+        </w:rPr>
         <w:t xml:space="preserve">5. NDP</w:t>
       </w:r>
     </w:p>
@@ -395,6 +470,9 @@
         <w:pStyle w:val="FirstParagraph"/>
       </w:pPr>
       <w:r>
+        <w:rPr>
+          <w:lang w:val="es-ES"/>
+        </w:rPr>
         <w:t xml:space="preserve">Relaciona cada mensaje ICMPv6 con su función:</w:t>
       </w:r>
     </w:p>
@@ -419,6 +497,9 @@
               <w:pStyle w:val="Compact"/>
             </w:pPr>
             <w:r>
+              <w:rPr>
+                <w:lang w:val="es-ES"/>
+              </w:rPr>
               <w:t xml:space="preserve">Mensaje</w:t>
             </w:r>
           </w:p>
@@ -430,6 +511,9 @@
               <w:pStyle w:val="Compact"/>
             </w:pPr>
             <w:r>
+              <w:rPr>
+                <w:lang w:val="es-ES"/>
+              </w:rPr>
               <w:t xml:space="preserve">Función</w:t>
             </w:r>
           </w:p>
@@ -443,6 +527,9 @@
               <w:pStyle w:val="Compact"/>
             </w:pPr>
             <w:r>
+              <w:rPr>
+                <w:lang w:val="es-ES"/>
+              </w:rPr>
               <w:t xml:space="preserve">1. Neighbor Solicitation</w:t>
             </w:r>
           </w:p>
@@ -454,6 +541,9 @@
               <w:pStyle w:val="Compact"/>
             </w:pPr>
             <w:r>
+              <w:rPr>
+                <w:lang w:val="es-ES"/>
+              </w:rPr>
               <w:t xml:space="preserve">a) El router anuncia su prefijo</w:t>
             </w:r>
           </w:p>
@@ -467,6 +557,9 @@
               <w:pStyle w:val="Compact"/>
             </w:pPr>
             <w:r>
+              <w:rPr>
+                <w:lang w:val="es-ES"/>
+              </w:rPr>
               <w:t xml:space="preserve">2. Neighbor Advertisement</w:t>
             </w:r>
           </w:p>
@@ -478,6 +571,9 @@
               <w:pStyle w:val="Compact"/>
             </w:pPr>
             <w:r>
+              <w:rPr>
+                <w:lang w:val="es-ES"/>
+              </w:rPr>
               <w:t xml:space="preserve">b) El dispositivo busca routers</w:t>
             </w:r>
           </w:p>
@@ -491,6 +587,9 @@
               <w:pStyle w:val="Compact"/>
             </w:pPr>
             <w:r>
+              <w:rPr>
+                <w:lang w:val="es-ES"/>
+              </w:rPr>
               <w:t xml:space="preserve">3. Router Solicitation</w:t>
             </w:r>
           </w:p>
@@ -502,12 +601,21 @@
               <w:pStyle w:val="Compact"/>
             </w:pPr>
             <w:r>
+              <w:rPr>
+                <w:lang w:val="es-ES"/>
+              </w:rPr>
               <w:t xml:space="preserve">c)</w:t>
             </w:r>
             <w:r>
+              <w:rPr>
+                <w:lang w:val="es-ES"/>
+              </w:rPr>
               <w:t xml:space="preserve"> </w:t>
             </w:r>
             <w:r>
+              <w:rPr>
+                <w:lang w:val="es-ES"/>
+              </w:rPr>
               <w:t xml:space="preserve">“¿Quién tiene esta IP?”</w:t>
             </w:r>
           </w:p>
@@ -521,6 +629,9 @@
               <w:pStyle w:val="Compact"/>
             </w:pPr>
             <w:r>
+              <w:rPr>
+                <w:lang w:val="es-ES"/>
+              </w:rPr>
               <w:t xml:space="preserve">4. Router Advertisement</w:t>
             </w:r>
           </w:p>
@@ -532,12 +643,21 @@
               <w:pStyle w:val="Compact"/>
             </w:pPr>
             <w:r>
+              <w:rPr>
+                <w:lang w:val="es-ES"/>
+              </w:rPr>
               <w:t xml:space="preserve">d)</w:t>
             </w:r>
             <w:r>
+              <w:rPr>
+                <w:lang w:val="es-ES"/>
+              </w:rPr>
               <w:t xml:space="preserve"> </w:t>
             </w:r>
             <w:r>
+              <w:rPr>
+                <w:lang w:val="es-ES"/>
+              </w:rPr>
               <w:t xml:space="preserve">“Yo tengo esa IP, aquí está mi MAC”</w:t>
             </w:r>
           </w:p>
@@ -551,6 +671,9 @@
         <w:pStyle w:val="Heading2"/>
       </w:pPr>
       <w:r>
+        <w:rPr>
+          <w:lang w:val="es-ES"/>
+        </w:rPr>
         <w:t xml:space="preserve">6. Mecanismos de transición</w:t>
       </w:r>
     </w:p>
@@ -559,6 +682,9 @@
         <w:pStyle w:val="FirstParagraph"/>
       </w:pPr>
       <w:r>
+        <w:rPr>
+          <w:lang w:val="es-ES"/>
+        </w:rPr>
         <w:t xml:space="preserve">Relaciona cada mecanismo con su descripción:</w:t>
       </w:r>
     </w:p>
@@ -584,6 +710,9 @@
               <w:pStyle w:val="Compact"/>
             </w:pPr>
             <w:r>
+              <w:rPr>
+                <w:lang w:val="es-ES"/>
+              </w:rPr>
               <w:t xml:space="preserve">Mecanismo</w:t>
             </w:r>
           </w:p>
@@ -595,6 +724,9 @@
               <w:pStyle w:val="Compact"/>
             </w:pPr>
             <w:r>
+              <w:rPr>
+                <w:lang w:val="es-ES"/>
+              </w:rPr>
               <w:t xml:space="preserve">Descripción</w:t>
             </w:r>
           </w:p>
@@ -608,6 +740,9 @@
               <w:pStyle w:val="Compact"/>
             </w:pPr>
             <w:r>
+              <w:rPr>
+                <w:lang w:val="es-ES"/>
+              </w:rPr>
               <w:t xml:space="preserve">1. Dual Stack</w:t>
             </w:r>
           </w:p>
@@ -619,6 +754,9 @@
               <w:pStyle w:val="Compact"/>
             </w:pPr>
             <w:r>
+              <w:rPr>
+                <w:lang w:val="es-ES"/>
+              </w:rPr>
               <w:t xml:space="preserve">a) Traduce IPv6 a IPv4 para acceder a servidores antiguos</w:t>
             </w:r>
           </w:p>
@@ -632,6 +770,9 @@
               <w:pStyle w:val="Compact"/>
             </w:pPr>
             <w:r>
+              <w:rPr>
+                <w:lang w:val="es-ES"/>
+              </w:rPr>
               <w:t xml:space="preserve">2. Túnel 6to4</w:t>
             </w:r>
           </w:p>
@@ -643,6 +784,9 @@
               <w:pStyle w:val="Compact"/>
             </w:pPr>
             <w:r>
+              <w:rPr>
+                <w:lang w:val="es-ES"/>
+              </w:rPr>
               <w:t xml:space="preserve">b) IPv4 e IPv6 funcionando a la vez</w:t>
             </w:r>
           </w:p>
@@ -656,6 +800,9 @@
               <w:pStyle w:val="Compact"/>
             </w:pPr>
             <w:r>
+              <w:rPr>
+                <w:lang w:val="es-ES"/>
+              </w:rPr>
               <w:t xml:space="preserve">3. NAT64</w:t>
             </w:r>
           </w:p>
@@ -667,6 +814,9 @@
               <w:pStyle w:val="Compact"/>
             </w:pPr>
             <w:r>
+              <w:rPr>
+                <w:lang w:val="es-ES"/>
+              </w:rPr>
               <w:t xml:space="preserve">c) Encapsula IPv6 dentro de IPv4</w:t>
             </w:r>
           </w:p>
@@ -680,6 +830,9 @@
         <w:pStyle w:val="Heading2"/>
       </w:pPr>
       <w:r>
+        <w:rPr>
+          <w:lang w:val="es-ES"/>
+        </w:rPr>
         <w:t xml:space="preserve">7. Expande direcciones</w:t>
       </w:r>
     </w:p>
@@ -688,19 +841,29 @@
         <w:pStyle w:val="FirstParagraph"/>
       </w:pPr>
       <w:r>
+        <w:rPr>
+          <w:lang w:val="es-ES"/>
+        </w:rPr>
         <w:t xml:space="preserve">Descomprime estas direcciones a su forma</w:t>
       </w:r>
       <w:r>
+        <w:rPr>
+          <w:lang w:val="es-ES"/>
+        </w:rPr>
         <w:t xml:space="preserve"> </w:t>
       </w:r>
       <w:r>
         <w:rPr>
           <w:b/>
           <w:bCs/>
+          <w:lang w:val="es-ES"/>
         </w:rPr>
         <w:t xml:space="preserve">completa de 8 grupos</w:t>
       </w:r>
       <w:r>
+        <w:rPr>
+          <w:lang w:val="es-ES"/>
+        </w:rPr>
         <w:t xml:space="preserve">:</w:t>
       </w:r>
     </w:p>
@@ -715,6 +878,7 @@
       <w:r>
         <w:rPr>
           <w:rStyle w:val="VerbatimChar"/>
+          <w:lang w:val="es-ES"/>
         </w:rPr>
         <w:t xml:space="preserve">2001:DB8::1</w:t>
       </w:r>
@@ -730,6 +894,7 @@
       <w:r>
         <w:rPr>
           <w:rStyle w:val="VerbatimChar"/>
+          <w:lang w:val="es-ES"/>
         </w:rPr>
         <w:t xml:space="preserve">FE80::2AA:FF:FE9A:4CA2</w:t>
       </w:r>
@@ -745,6 +910,7 @@
       <w:r>
         <w:rPr>
           <w:rStyle w:val="VerbatimChar"/>
+          <w:lang w:val="es-ES"/>
         </w:rPr>
         <w:t xml:space="preserve">::1</w:t>
       </w:r>
@@ -754,21 +920,34 @@
         <w:pStyle w:val="FirstParagraph"/>
       </w:pPr>
       <w:r>
+        <w:rPr>
+          <w:lang w:val="es-ES"/>
+        </w:rPr>
         <w:t xml:space="preserve">Recuerda: el</w:t>
       </w:r>
       <w:r>
+        <w:rPr>
+          <w:lang w:val="es-ES"/>
+        </w:rPr>
         <w:t xml:space="preserve"> </w:t>
       </w:r>
       <w:r>
         <w:rPr>
           <w:rStyle w:val="VerbatimChar"/>
+          <w:lang w:val="es-ES"/>
         </w:rPr>
         <w:t xml:space="preserve">::</w:t>
       </w:r>
       <w:r>
+        <w:rPr>
+          <w:lang w:val="es-ES"/>
+        </w:rPr>
         <w:t xml:space="preserve"> </w:t>
       </w:r>
       <w:r>
+        <w:rPr>
+          <w:lang w:val="es-ES"/>
+        </w:rPr>
         <w:t xml:space="preserve">oculta tantos grupos de ceros como falten para completar 8.</w:t>
       </w:r>
     </w:p>
@@ -779,6 +958,9 @@
         <w:pStyle w:val="Heading2"/>
       </w:pPr>
       <w:r>
+        <w:rPr>
+          <w:lang w:val="es-ES"/>
+        </w:rPr>
         <w:t xml:space="preserve">8. Clasifica tipo y ámbito</w:t>
       </w:r>
     </w:p>
@@ -787,38 +969,61 @@
         <w:pStyle w:val="FirstParagraph"/>
       </w:pPr>
       <w:r>
+        <w:rPr>
+          <w:lang w:val="es-ES"/>
+        </w:rPr>
         <w:t xml:space="preserve">Indica para cada dirección su</w:t>
       </w:r>
       <w:r>
+        <w:rPr>
+          <w:lang w:val="es-ES"/>
+        </w:rPr>
         <w:t xml:space="preserve"> </w:t>
       </w:r>
       <w:r>
         <w:rPr>
           <w:b/>
           <w:bCs/>
+          <w:lang w:val="es-ES"/>
         </w:rPr>
         <w:t xml:space="preserve">tipo</w:t>
       </w:r>
       <w:r>
+        <w:rPr>
+          <w:lang w:val="es-ES"/>
+        </w:rPr>
         <w:t xml:space="preserve"> </w:t>
       </w:r>
       <w:r>
+        <w:rPr>
+          <w:lang w:val="es-ES"/>
+        </w:rPr>
         <w:t xml:space="preserve">(GUA, LLA, ULA, Loopback, Multicast) y su</w:t>
       </w:r>
       <w:r>
+        <w:rPr>
+          <w:lang w:val="es-ES"/>
+        </w:rPr>
         <w:t xml:space="preserve"> </w:t>
       </w:r>
       <w:r>
         <w:rPr>
           <w:b/>
           <w:bCs/>
+          <w:lang w:val="es-ES"/>
         </w:rPr>
         <w:t xml:space="preserve">ámbito</w:t>
       </w:r>
       <w:r>
+        <w:rPr>
+          <w:lang w:val="es-ES"/>
+        </w:rPr>
         <w:t xml:space="preserve"> </w:t>
       </w:r>
       <w:r>
+        <w:rPr>
+          <w:lang w:val="es-ES"/>
+        </w:rPr>
         <w:t xml:space="preserve">(global, enlace local, privado, este nodo):</w:t>
       </w:r>
     </w:p>
@@ -844,6 +1049,9 @@
               <w:pStyle w:val="Compact"/>
             </w:pPr>
             <w:r>
+              <w:rPr>
+                <w:lang w:val="es-ES"/>
+              </w:rPr>
               <w:t xml:space="preserve">Dirección</w:t>
             </w:r>
           </w:p>
@@ -855,6 +1063,9 @@
               <w:pStyle w:val="Compact"/>
             </w:pPr>
             <w:r>
+              <w:rPr>
+                <w:lang w:val="es-ES"/>
+              </w:rPr>
               <w:t xml:space="preserve">Tipo</w:t>
             </w:r>
           </w:p>
@@ -866,6 +1077,9 @@
               <w:pStyle w:val="Compact"/>
             </w:pPr>
             <w:r>
+              <w:rPr>
+                <w:lang w:val="es-ES"/>
+              </w:rPr>
               <w:t xml:space="preserve">Ámbito</w:t>
             </w:r>
           </w:p>
@@ -879,14 +1093,21 @@
               <w:pStyle w:val="Compact"/>
             </w:pPr>
             <w:r>
+              <w:rPr>
+                <w:lang w:val="es-ES"/>
+              </w:rPr>
               <w:t xml:space="preserve">a)</w:t>
             </w:r>
             <w:r>
+              <w:rPr>
+                <w:lang w:val="es-ES"/>
+              </w:rPr>
               <w:t xml:space="preserve"> </w:t>
             </w:r>
             <w:r>
               <w:rPr>
                 <w:rStyle w:val="VerbatimChar"/>
+                <w:lang w:val="es-ES"/>
               </w:rPr>
               <w:t xml:space="preserve">2001:DB8::1</w:t>
             </w:r>
@@ -917,14 +1138,21 @@
               <w:pStyle w:val="Compact"/>
             </w:pPr>
             <w:r>
+              <w:rPr>
+                <w:lang w:val="es-ES"/>
+              </w:rPr>
               <w:t xml:space="preserve">b)</w:t>
             </w:r>
             <w:r>
+              <w:rPr>
+                <w:lang w:val="es-ES"/>
+              </w:rPr>
               <w:t xml:space="preserve"> </w:t>
             </w:r>
             <w:r>
               <w:rPr>
                 <w:rStyle w:val="VerbatimChar"/>
+                <w:lang w:val="es-ES"/>
               </w:rPr>
               <w:t xml:space="preserve">FE80::1</w:t>
             </w:r>
@@ -955,14 +1183,21 @@
               <w:pStyle w:val="Compact"/>
             </w:pPr>
             <w:r>
+              <w:rPr>
+                <w:lang w:val="es-ES"/>
+              </w:rPr>
               <w:t xml:space="preserve">c)</w:t>
             </w:r>
             <w:r>
+              <w:rPr>
+                <w:lang w:val="es-ES"/>
+              </w:rPr>
               <w:t xml:space="preserve"> </w:t>
             </w:r>
             <w:r>
               <w:rPr>
                 <w:rStyle w:val="VerbatimChar"/>
+                <w:lang w:val="es-ES"/>
               </w:rPr>
               <w:t xml:space="preserve">FC00::1</w:t>
             </w:r>
@@ -993,14 +1228,21 @@
               <w:pStyle w:val="Compact"/>
             </w:pPr>
             <w:r>
+              <w:rPr>
+                <w:lang w:val="es-ES"/>
+              </w:rPr>
               <w:t xml:space="preserve">d)</w:t>
             </w:r>
             <w:r>
+              <w:rPr>
+                <w:lang w:val="es-ES"/>
+              </w:rPr>
               <w:t xml:space="preserve"> </w:t>
             </w:r>
             <w:r>
               <w:rPr>
                 <w:rStyle w:val="VerbatimChar"/>
+                <w:lang w:val="es-ES"/>
               </w:rPr>
               <w:t xml:space="preserve">::1</w:t>
             </w:r>
@@ -1031,14 +1273,21 @@
               <w:pStyle w:val="Compact"/>
             </w:pPr>
             <w:r>
+              <w:rPr>
+                <w:lang w:val="es-ES"/>
+              </w:rPr>
               <w:t xml:space="preserve">e)</w:t>
             </w:r>
             <w:r>
+              <w:rPr>
+                <w:lang w:val="es-ES"/>
+              </w:rPr>
               <w:t xml:space="preserve"> </w:t>
             </w:r>
             <w:r>
               <w:rPr>
                 <w:rStyle w:val="VerbatimChar"/>
+                <w:lang w:val="es-ES"/>
               </w:rPr>
               <w:t xml:space="preserve">FF02::1</w:t>
             </w:r>
@@ -1069,14 +1318,21 @@
               <w:pStyle w:val="Compact"/>
             </w:pPr>
             <w:r>
+              <w:rPr>
+                <w:lang w:val="es-ES"/>
+              </w:rPr>
               <w:t xml:space="preserve">f)</w:t>
             </w:r>
             <w:r>
+              <w:rPr>
+                <w:lang w:val="es-ES"/>
+              </w:rPr>
               <w:t xml:space="preserve"> </w:t>
             </w:r>
             <w:r>
               <w:rPr>
                 <w:rStyle w:val="VerbatimChar"/>
+                <w:lang w:val="es-ES"/>
               </w:rPr>
               <w:t xml:space="preserve">2001:DB8:1:2:21A:2BFF:FE3C:4D5E</w:t>
             </w:r>

--- a/docx/03-direccionamiento-ip/boletin-U03-ipv6-inicial.docx
+++ b/docx/03-direccionamiento-ip/boletin-U03-ipv6-inicial.docx
@@ -15,9 +15,6 @@
             <w:pStyle w:val="TOCHeading"/>
           </w:pPr>
           <w:r>
-            <w:rPr>
-              <w:lang w:val="es-ES"/>
-            </w:rPr>
             <w:t xml:space="preserve">Table of Contents</w:t>
           </w:r>
         </w:p>
@@ -37,9 +34,6 @@
         <w:pStyle w:val="Heading1"/>
       </w:pPr>
       <w:r>
-        <w:rPr>
-          <w:lang w:val="es-ES"/>
-        </w:rPr>
         <w:t xml:space="preserve">Boletín UD3 · IPv6 — Inicial</w:t>
       </w:r>
     </w:p>
@@ -50,9 +44,6 @@
         <w:pStyle w:val="Heading1"/>
       </w:pPr>
       <w:r>
-        <w:rPr>
-          <w:lang w:val="es-ES"/>
-        </w:rPr>
         <w:t xml:space="preserve">📝 Boletín UD3 · IPv6 — Inicial</w:t>
       </w:r>
     </w:p>
@@ -61,9 +52,6 @@
         <w:pStyle w:val="BlockText"/>
       </w:pPr>
       <w:r>
-        <w:rPr>
-          <w:lang w:val="es-ES"/>
-        </w:rPr>
         <w:t xml:space="preserve">Ejercicios básicos para afianzar los conceptos de direccionamiento IPv6.</w:t>
       </w:r>
     </w:p>
@@ -80,9 +68,6 @@
         <w:pStyle w:val="Heading2"/>
       </w:pPr>
       <w:r>
-        <w:rPr>
-          <w:lang w:val="es-ES"/>
-        </w:rPr>
         <w:t xml:space="preserve">1. Compresión de direcciones</w:t>
       </w:r>
     </w:p>
@@ -91,9 +76,6 @@
         <w:pStyle w:val="FirstParagraph"/>
       </w:pPr>
       <w:r>
-        <w:rPr>
-          <w:lang w:val="es-ES"/>
-        </w:rPr>
         <w:t xml:space="preserve">Comprime estas direcciones IPv6 al máximo:</w:t>
       </w:r>
     </w:p>
@@ -108,7 +90,6 @@
       <w:r>
         <w:rPr>
           <w:rStyle w:val="VerbatimChar"/>
-          <w:lang w:val="es-ES"/>
         </w:rPr>
         <w:t xml:space="preserve">2001:0DB8:0000:0000:0000:0000:0000:0001</w:t>
       </w:r>
@@ -124,7 +105,6 @@
       <w:r>
         <w:rPr>
           <w:rStyle w:val="VerbatimChar"/>
-          <w:lang w:val="es-ES"/>
         </w:rPr>
         <w:t xml:space="preserve">FE80:0000:0000:0000:02AA:00FF:FE9A:4CA2</w:t>
       </w:r>
@@ -140,7 +120,6 @@
       <w:r>
         <w:rPr>
           <w:rStyle w:val="VerbatimChar"/>
-          <w:lang w:val="es-ES"/>
         </w:rPr>
         <w:t xml:space="preserve">0000:0000:0000:0000:0000:0000:0000:0001</w:t>
       </w:r>
@@ -156,7 +135,6 @@
       <w:r>
         <w:rPr>
           <w:rStyle w:val="VerbatimChar"/>
-          <w:lang w:val="es-ES"/>
         </w:rPr>
         <w:t xml:space="preserve">2001:0DB8:0000:0000:ABCD:0000:0000:1234</w:t>
       </w:r>
@@ -168,9 +146,6 @@
         <w:pStyle w:val="Heading2"/>
       </w:pPr>
       <w:r>
-        <w:rPr>
-          <w:lang w:val="es-ES"/>
-        </w:rPr>
         <w:t xml:space="preserve">2. Identifica el tipo</w:t>
       </w:r>
     </w:p>
@@ -179,9 +154,6 @@
         <w:pStyle w:val="FirstParagraph"/>
       </w:pPr>
       <w:r>
-        <w:rPr>
-          <w:lang w:val="es-ES"/>
-        </w:rPr>
         <w:t xml:space="preserve">Indica qué tipo de dirección IPv6 es cada una:</w:t>
       </w:r>
     </w:p>
@@ -196,7 +168,6 @@
       <w:r>
         <w:rPr>
           <w:rStyle w:val="VerbatimChar"/>
-          <w:lang w:val="es-ES"/>
         </w:rPr>
         <w:t xml:space="preserve">2001:DB8::1</w:t>
       </w:r>
@@ -212,7 +183,6 @@
       <w:r>
         <w:rPr>
           <w:rStyle w:val="VerbatimChar"/>
-          <w:lang w:val="es-ES"/>
         </w:rPr>
         <w:t xml:space="preserve">FE80::1</w:t>
       </w:r>
@@ -228,7 +198,6 @@
       <w:r>
         <w:rPr>
           <w:rStyle w:val="VerbatimChar"/>
-          <w:lang w:val="es-ES"/>
         </w:rPr>
         <w:t xml:space="preserve">::1</w:t>
       </w:r>
@@ -244,7 +213,6 @@
       <w:r>
         <w:rPr>
           <w:rStyle w:val="VerbatimChar"/>
-          <w:lang w:val="es-ES"/>
         </w:rPr>
         <w:t xml:space="preserve">FC00::1</w:t>
       </w:r>
@@ -260,7 +228,6 @@
       <w:r>
         <w:rPr>
           <w:rStyle w:val="VerbatimChar"/>
-          <w:lang w:val="es-ES"/>
         </w:rPr>
         <w:t xml:space="preserve">FF02::1</w:t>
       </w:r>
@@ -272,9 +239,6 @@
         <w:pStyle w:val="Heading2"/>
       </w:pPr>
       <w:r>
-        <w:rPr>
-          <w:lang w:val="es-ES"/>
-        </w:rPr>
         <w:t xml:space="preserve">3. Completa</w:t>
       </w:r>
     </w:p>
@@ -283,9 +247,6 @@
         <w:pStyle w:val="FirstParagraph"/>
       </w:pPr>
       <w:r>
-        <w:rPr>
-          <w:lang w:val="es-ES"/>
-        </w:rPr>
         <w:t xml:space="preserve">Completa las equivalencias:</w:t>
       </w:r>
     </w:p>
@@ -298,9 +259,6 @@
         </w:numPr>
       </w:pPr>
       <w:r>
-        <w:rPr>
-          <w:lang w:val="es-ES"/>
-        </w:rPr>
         <w:t xml:space="preserve">IPv4 tiene __ bits, IPv6 tiene __ bits.</w:t>
       </w:r>
     </w:p>
@@ -313,9 +271,6 @@
         </w:numPr>
       </w:pPr>
       <w:r>
-        <w:rPr>
-          <w:lang w:val="es-ES"/>
-        </w:rPr>
         <w:t xml:space="preserve">IPv4 se representa en decimal, IPv6 en __.</w:t>
       </w:r>
     </w:p>
@@ -328,9 +283,6 @@
         </w:numPr>
       </w:pPr>
       <w:r>
-        <w:rPr>
-          <w:lang w:val="es-ES"/>
-        </w:rPr>
         <w:t xml:space="preserve">El prefijo de Link-Local es __.</w:t>
       </w:r>
     </w:p>
@@ -343,9 +295,6 @@
         </w:numPr>
       </w:pPr>
       <w:r>
-        <w:rPr>
-          <w:lang w:val="es-ES"/>
-        </w:rPr>
         <w:t xml:space="preserve">El prefijo de Global Unicast es __.</w:t>
       </w:r>
     </w:p>
@@ -358,9 +307,6 @@
         </w:numPr>
       </w:pPr>
       <w:r>
-        <w:rPr>
-          <w:lang w:val="es-ES"/>
-        </w:rPr>
         <w:t xml:space="preserve">__ reemplaza a ARP en IPv6.</w:t>
       </w:r>
     </w:p>
@@ -371,9 +317,6 @@
         <w:pStyle w:val="Heading2"/>
       </w:pPr>
       <w:r>
-        <w:rPr>
-          <w:lang w:val="es-ES"/>
-        </w:rPr>
         <w:t xml:space="preserve">4. Verdadero o falso</w:t>
       </w:r>
     </w:p>
@@ -386,9 +329,6 @@
         </w:numPr>
       </w:pPr>
       <w:r>
-        <w:rPr>
-          <w:lang w:val="es-ES"/>
-        </w:rPr>
         <w:t xml:space="preserve">Las direcciones Link-Local son enrutables en Internet.</w:t>
       </w:r>
     </w:p>
@@ -401,9 +341,6 @@
         </w:numPr>
       </w:pPr>
       <w:r>
-        <w:rPr>
-          <w:lang w:val="es-ES"/>
-        </w:rPr>
         <w:t xml:space="preserve">SLAAC no necesita un servidor central.</w:t>
       </w:r>
     </w:p>
@@ -416,9 +353,6 @@
         </w:numPr>
       </w:pPr>
       <w:r>
-        <w:rPr>
-          <w:lang w:val="es-ES"/>
-        </w:rPr>
         <w:t xml:space="preserve">:: se puede usar varias veces en la misma dirección IPv6.</w:t>
       </w:r>
     </w:p>
@@ -431,9 +365,6 @@
         </w:numPr>
       </w:pPr>
       <w:r>
-        <w:rPr>
-          <w:lang w:val="es-ES"/>
-        </w:rPr>
         <w:t xml:space="preserve">DHCPv6 funciona igual que DHCP en IPv4.</w:t>
       </w:r>
     </w:p>
@@ -446,9 +377,6 @@
         </w:numPr>
       </w:pPr>
       <w:r>
-        <w:rPr>
-          <w:lang w:val="es-ES"/>
-        </w:rPr>
         <w:t xml:space="preserve">Dual Stack significa tener IPv4 e IPv6 simultáneamente.</w:t>
       </w:r>
     </w:p>
@@ -459,9 +387,6 @@
         <w:pStyle w:val="Heading2"/>
       </w:pPr>
       <w:r>
-        <w:rPr>
-          <w:lang w:val="es-ES"/>
-        </w:rPr>
         <w:t xml:space="preserve">5. NDP</w:t>
       </w:r>
     </w:p>
@@ -470,9 +395,6 @@
         <w:pStyle w:val="FirstParagraph"/>
       </w:pPr>
       <w:r>
-        <w:rPr>
-          <w:lang w:val="es-ES"/>
-        </w:rPr>
         <w:t xml:space="preserve">Relaciona cada mensaje ICMPv6 con su función:</w:t>
       </w:r>
     </w:p>
@@ -497,9 +419,6 @@
               <w:pStyle w:val="Compact"/>
             </w:pPr>
             <w:r>
-              <w:rPr>
-                <w:lang w:val="es-ES"/>
-              </w:rPr>
               <w:t xml:space="preserve">Mensaje</w:t>
             </w:r>
           </w:p>
@@ -511,9 +430,6 @@
               <w:pStyle w:val="Compact"/>
             </w:pPr>
             <w:r>
-              <w:rPr>
-                <w:lang w:val="es-ES"/>
-              </w:rPr>
               <w:t xml:space="preserve">Función</w:t>
             </w:r>
           </w:p>
@@ -527,9 +443,6 @@
               <w:pStyle w:val="Compact"/>
             </w:pPr>
             <w:r>
-              <w:rPr>
-                <w:lang w:val="es-ES"/>
-              </w:rPr>
               <w:t xml:space="preserve">1. Neighbor Solicitation</w:t>
             </w:r>
           </w:p>
@@ -541,9 +454,6 @@
               <w:pStyle w:val="Compact"/>
             </w:pPr>
             <w:r>
-              <w:rPr>
-                <w:lang w:val="es-ES"/>
-              </w:rPr>
               <w:t xml:space="preserve">a) El router anuncia su prefijo</w:t>
             </w:r>
           </w:p>
@@ -557,9 +467,6 @@
               <w:pStyle w:val="Compact"/>
             </w:pPr>
             <w:r>
-              <w:rPr>
-                <w:lang w:val="es-ES"/>
-              </w:rPr>
               <w:t xml:space="preserve">2. Neighbor Advertisement</w:t>
             </w:r>
           </w:p>
@@ -571,9 +478,6 @@
               <w:pStyle w:val="Compact"/>
             </w:pPr>
             <w:r>
-              <w:rPr>
-                <w:lang w:val="es-ES"/>
-              </w:rPr>
               <w:t xml:space="preserve">b) El dispositivo busca routers</w:t>
             </w:r>
           </w:p>
@@ -587,9 +491,6 @@
               <w:pStyle w:val="Compact"/>
             </w:pPr>
             <w:r>
-              <w:rPr>
-                <w:lang w:val="es-ES"/>
-              </w:rPr>
               <w:t xml:space="preserve">3. Router Solicitation</w:t>
             </w:r>
           </w:p>
@@ -601,21 +502,12 @@
               <w:pStyle w:val="Compact"/>
             </w:pPr>
             <w:r>
-              <w:rPr>
-                <w:lang w:val="es-ES"/>
-              </w:rPr>
               <w:t xml:space="preserve">c)</w:t>
             </w:r>
             <w:r>
-              <w:rPr>
-                <w:lang w:val="es-ES"/>
-              </w:rPr>
               <w:t xml:space="preserve"> </w:t>
             </w:r>
             <w:r>
-              <w:rPr>
-                <w:lang w:val="es-ES"/>
-              </w:rPr>
               <w:t xml:space="preserve">“¿Quién tiene esta IP?”</w:t>
             </w:r>
           </w:p>
@@ -629,9 +521,6 @@
               <w:pStyle w:val="Compact"/>
             </w:pPr>
             <w:r>
-              <w:rPr>
-                <w:lang w:val="es-ES"/>
-              </w:rPr>
               <w:t xml:space="preserve">4. Router Advertisement</w:t>
             </w:r>
           </w:p>
@@ -643,21 +532,12 @@
               <w:pStyle w:val="Compact"/>
             </w:pPr>
             <w:r>
-              <w:rPr>
-                <w:lang w:val="es-ES"/>
-              </w:rPr>
               <w:t xml:space="preserve">d)</w:t>
             </w:r>
             <w:r>
-              <w:rPr>
-                <w:lang w:val="es-ES"/>
-              </w:rPr>
               <w:t xml:space="preserve"> </w:t>
             </w:r>
             <w:r>
-              <w:rPr>
-                <w:lang w:val="es-ES"/>
-              </w:rPr>
               <w:t xml:space="preserve">“Yo tengo esa IP, aquí está mi MAC”</w:t>
             </w:r>
           </w:p>
@@ -671,9 +551,6 @@
         <w:pStyle w:val="Heading2"/>
       </w:pPr>
       <w:r>
-        <w:rPr>
-          <w:lang w:val="es-ES"/>
-        </w:rPr>
         <w:t xml:space="preserve">6. Mecanismos de transición</w:t>
       </w:r>
     </w:p>
@@ -682,9 +559,6 @@
         <w:pStyle w:val="FirstParagraph"/>
       </w:pPr>
       <w:r>
-        <w:rPr>
-          <w:lang w:val="es-ES"/>
-        </w:rPr>
         <w:t xml:space="preserve">Relaciona cada mecanismo con su descripción:</w:t>
       </w:r>
     </w:p>
@@ -710,9 +584,6 @@
               <w:pStyle w:val="Compact"/>
             </w:pPr>
             <w:r>
-              <w:rPr>
-                <w:lang w:val="es-ES"/>
-              </w:rPr>
               <w:t xml:space="preserve">Mecanismo</w:t>
             </w:r>
           </w:p>
@@ -724,9 +595,6 @@
               <w:pStyle w:val="Compact"/>
             </w:pPr>
             <w:r>
-              <w:rPr>
-                <w:lang w:val="es-ES"/>
-              </w:rPr>
               <w:t xml:space="preserve">Descripción</w:t>
             </w:r>
           </w:p>
@@ -740,9 +608,6 @@
               <w:pStyle w:val="Compact"/>
             </w:pPr>
             <w:r>
-              <w:rPr>
-                <w:lang w:val="es-ES"/>
-              </w:rPr>
               <w:t xml:space="preserve">1. Dual Stack</w:t>
             </w:r>
           </w:p>
@@ -754,9 +619,6 @@
               <w:pStyle w:val="Compact"/>
             </w:pPr>
             <w:r>
-              <w:rPr>
-                <w:lang w:val="es-ES"/>
-              </w:rPr>
               <w:t xml:space="preserve">a) Traduce IPv6 a IPv4 para acceder a servidores antiguos</w:t>
             </w:r>
           </w:p>
@@ -770,9 +632,6 @@
               <w:pStyle w:val="Compact"/>
             </w:pPr>
             <w:r>
-              <w:rPr>
-                <w:lang w:val="es-ES"/>
-              </w:rPr>
               <w:t xml:space="preserve">2. Túnel 6to4</w:t>
             </w:r>
           </w:p>
@@ -784,9 +643,6 @@
               <w:pStyle w:val="Compact"/>
             </w:pPr>
             <w:r>
-              <w:rPr>
-                <w:lang w:val="es-ES"/>
-              </w:rPr>
               <w:t xml:space="preserve">b) IPv4 e IPv6 funcionando a la vez</w:t>
             </w:r>
           </w:p>
@@ -800,9 +656,6 @@
               <w:pStyle w:val="Compact"/>
             </w:pPr>
             <w:r>
-              <w:rPr>
-                <w:lang w:val="es-ES"/>
-              </w:rPr>
               <w:t xml:space="preserve">3. NAT64</w:t>
             </w:r>
           </w:p>
@@ -814,9 +667,6 @@
               <w:pStyle w:val="Compact"/>
             </w:pPr>
             <w:r>
-              <w:rPr>
-                <w:lang w:val="es-ES"/>
-              </w:rPr>
               <w:t xml:space="preserve">c) Encapsula IPv6 dentro de IPv4</w:t>
             </w:r>
           </w:p>
@@ -830,9 +680,6 @@
         <w:pStyle w:val="Heading2"/>
       </w:pPr>
       <w:r>
-        <w:rPr>
-          <w:lang w:val="es-ES"/>
-        </w:rPr>
         <w:t xml:space="preserve">7. Expande direcciones</w:t>
       </w:r>
     </w:p>
@@ -841,29 +688,19 @@
         <w:pStyle w:val="FirstParagraph"/>
       </w:pPr>
       <w:r>
-        <w:rPr>
-          <w:lang w:val="es-ES"/>
-        </w:rPr>
         <w:t xml:space="preserve">Descomprime estas direcciones a su forma</w:t>
       </w:r>
       <w:r>
-        <w:rPr>
-          <w:lang w:val="es-ES"/>
-        </w:rPr>
         <w:t xml:space="preserve"> </w:t>
       </w:r>
       <w:r>
         <w:rPr>
           <w:b/>
           <w:bCs/>
-          <w:lang w:val="es-ES"/>
         </w:rPr>
         <w:t xml:space="preserve">completa de 8 grupos</w:t>
       </w:r>
       <w:r>
-        <w:rPr>
-          <w:lang w:val="es-ES"/>
-        </w:rPr>
         <w:t xml:space="preserve">:</w:t>
       </w:r>
     </w:p>
@@ -878,7 +715,6 @@
       <w:r>
         <w:rPr>
           <w:rStyle w:val="VerbatimChar"/>
-          <w:lang w:val="es-ES"/>
         </w:rPr>
         <w:t xml:space="preserve">2001:DB8::1</w:t>
       </w:r>
@@ -894,7 +730,6 @@
       <w:r>
         <w:rPr>
           <w:rStyle w:val="VerbatimChar"/>
-          <w:lang w:val="es-ES"/>
         </w:rPr>
         <w:t xml:space="preserve">FE80::2AA:FF:FE9A:4CA2</w:t>
       </w:r>
@@ -910,7 +745,6 @@
       <w:r>
         <w:rPr>
           <w:rStyle w:val="VerbatimChar"/>
-          <w:lang w:val="es-ES"/>
         </w:rPr>
         <w:t xml:space="preserve">::1</w:t>
       </w:r>
@@ -920,34 +754,21 @@
         <w:pStyle w:val="FirstParagraph"/>
       </w:pPr>
       <w:r>
-        <w:rPr>
-          <w:lang w:val="es-ES"/>
-        </w:rPr>
         <w:t xml:space="preserve">Recuerda: el</w:t>
       </w:r>
       <w:r>
-        <w:rPr>
-          <w:lang w:val="es-ES"/>
-        </w:rPr>
         <w:t xml:space="preserve"> </w:t>
       </w:r>
       <w:r>
         <w:rPr>
           <w:rStyle w:val="VerbatimChar"/>
-          <w:lang w:val="es-ES"/>
         </w:rPr>
         <w:t xml:space="preserve">::</w:t>
       </w:r>
       <w:r>
-        <w:rPr>
-          <w:lang w:val="es-ES"/>
-        </w:rPr>
         <w:t xml:space="preserve"> </w:t>
       </w:r>
       <w:r>
-        <w:rPr>
-          <w:lang w:val="es-ES"/>
-        </w:rPr>
         <w:t xml:space="preserve">oculta tantos grupos de ceros como falten para completar 8.</w:t>
       </w:r>
     </w:p>
@@ -958,9 +779,6 @@
         <w:pStyle w:val="Heading2"/>
       </w:pPr>
       <w:r>
-        <w:rPr>
-          <w:lang w:val="es-ES"/>
-        </w:rPr>
         <w:t xml:space="preserve">8. Clasifica tipo y ámbito</w:t>
       </w:r>
     </w:p>
@@ -969,61 +787,38 @@
         <w:pStyle w:val="FirstParagraph"/>
       </w:pPr>
       <w:r>
-        <w:rPr>
-          <w:lang w:val="es-ES"/>
-        </w:rPr>
         <w:t xml:space="preserve">Indica para cada dirección su</w:t>
       </w:r>
       <w:r>
-        <w:rPr>
-          <w:lang w:val="es-ES"/>
-        </w:rPr>
         <w:t xml:space="preserve"> </w:t>
       </w:r>
       <w:r>
         <w:rPr>
           <w:b/>
           <w:bCs/>
-          <w:lang w:val="es-ES"/>
         </w:rPr>
         <w:t xml:space="preserve">tipo</w:t>
       </w:r>
       <w:r>
-        <w:rPr>
-          <w:lang w:val="es-ES"/>
-        </w:rPr>
         <w:t xml:space="preserve"> </w:t>
       </w:r>
       <w:r>
-        <w:rPr>
-          <w:lang w:val="es-ES"/>
-        </w:rPr>
         <w:t xml:space="preserve">(GUA, LLA, ULA, Loopback, Multicast) y su</w:t>
       </w:r>
       <w:r>
-        <w:rPr>
-          <w:lang w:val="es-ES"/>
-        </w:rPr>
         <w:t xml:space="preserve"> </w:t>
       </w:r>
       <w:r>
         <w:rPr>
           <w:b/>
           <w:bCs/>
-          <w:lang w:val="es-ES"/>
         </w:rPr>
         <w:t xml:space="preserve">ámbito</w:t>
       </w:r>
       <w:r>
-        <w:rPr>
-          <w:lang w:val="es-ES"/>
-        </w:rPr>
         <w:t xml:space="preserve"> </w:t>
       </w:r>
       <w:r>
-        <w:rPr>
-          <w:lang w:val="es-ES"/>
-        </w:rPr>
         <w:t xml:space="preserve">(global, enlace local, privado, este nodo):</w:t>
       </w:r>
     </w:p>
@@ -1049,9 +844,6 @@
               <w:pStyle w:val="Compact"/>
             </w:pPr>
             <w:r>
-              <w:rPr>
-                <w:lang w:val="es-ES"/>
-              </w:rPr>
               <w:t xml:space="preserve">Dirección</w:t>
             </w:r>
           </w:p>
@@ -1063,9 +855,6 @@
               <w:pStyle w:val="Compact"/>
             </w:pPr>
             <w:r>
-              <w:rPr>
-                <w:lang w:val="es-ES"/>
-              </w:rPr>
               <w:t xml:space="preserve">Tipo</w:t>
             </w:r>
           </w:p>
@@ -1077,9 +866,6 @@
               <w:pStyle w:val="Compact"/>
             </w:pPr>
             <w:r>
-              <w:rPr>
-                <w:lang w:val="es-ES"/>
-              </w:rPr>
               <w:t xml:space="preserve">Ámbito</w:t>
             </w:r>
           </w:p>
@@ -1093,21 +879,14 @@
               <w:pStyle w:val="Compact"/>
             </w:pPr>
             <w:r>
-              <w:rPr>
-                <w:lang w:val="es-ES"/>
-              </w:rPr>
               <w:t xml:space="preserve">a)</w:t>
             </w:r>
             <w:r>
-              <w:rPr>
-                <w:lang w:val="es-ES"/>
-              </w:rPr>
               <w:t xml:space="preserve"> </w:t>
             </w:r>
             <w:r>
               <w:rPr>
                 <w:rStyle w:val="VerbatimChar"/>
-                <w:lang w:val="es-ES"/>
               </w:rPr>
               <w:t xml:space="preserve">2001:DB8::1</w:t>
             </w:r>
@@ -1138,21 +917,14 @@
               <w:pStyle w:val="Compact"/>
             </w:pPr>
             <w:r>
-              <w:rPr>
-                <w:lang w:val="es-ES"/>
-              </w:rPr>
               <w:t xml:space="preserve">b)</w:t>
             </w:r>
             <w:r>
-              <w:rPr>
-                <w:lang w:val="es-ES"/>
-              </w:rPr>
               <w:t xml:space="preserve"> </w:t>
             </w:r>
             <w:r>
               <w:rPr>
                 <w:rStyle w:val="VerbatimChar"/>
-                <w:lang w:val="es-ES"/>
               </w:rPr>
               <w:t xml:space="preserve">FE80::1</w:t>
             </w:r>
@@ -1183,21 +955,14 @@
               <w:pStyle w:val="Compact"/>
             </w:pPr>
             <w:r>
-              <w:rPr>
-                <w:lang w:val="es-ES"/>
-              </w:rPr>
               <w:t xml:space="preserve">c)</w:t>
             </w:r>
             <w:r>
-              <w:rPr>
-                <w:lang w:val="es-ES"/>
-              </w:rPr>
               <w:t xml:space="preserve"> </w:t>
             </w:r>
             <w:r>
               <w:rPr>
                 <w:rStyle w:val="VerbatimChar"/>
-                <w:lang w:val="es-ES"/>
               </w:rPr>
               <w:t xml:space="preserve">FC00::1</w:t>
             </w:r>
@@ -1228,21 +993,14 @@
               <w:pStyle w:val="Compact"/>
             </w:pPr>
             <w:r>
-              <w:rPr>
-                <w:lang w:val="es-ES"/>
-              </w:rPr>
               <w:t xml:space="preserve">d)</w:t>
             </w:r>
             <w:r>
-              <w:rPr>
-                <w:lang w:val="es-ES"/>
-              </w:rPr>
               <w:t xml:space="preserve"> </w:t>
             </w:r>
             <w:r>
               <w:rPr>
                 <w:rStyle w:val="VerbatimChar"/>
-                <w:lang w:val="es-ES"/>
               </w:rPr>
               <w:t xml:space="preserve">::1</w:t>
             </w:r>
@@ -1273,21 +1031,14 @@
               <w:pStyle w:val="Compact"/>
             </w:pPr>
             <w:r>
-              <w:rPr>
-                <w:lang w:val="es-ES"/>
-              </w:rPr>
               <w:t xml:space="preserve">e)</w:t>
             </w:r>
             <w:r>
-              <w:rPr>
-                <w:lang w:val="es-ES"/>
-              </w:rPr>
               <w:t xml:space="preserve"> </w:t>
             </w:r>
             <w:r>
               <w:rPr>
                 <w:rStyle w:val="VerbatimChar"/>
-                <w:lang w:val="es-ES"/>
               </w:rPr>
               <w:t xml:space="preserve">FF02::1</w:t>
             </w:r>
@@ -1318,21 +1069,14 @@
               <w:pStyle w:val="Compact"/>
             </w:pPr>
             <w:r>
-              <w:rPr>
-                <w:lang w:val="es-ES"/>
-              </w:rPr>
               <w:t xml:space="preserve">f)</w:t>
             </w:r>
             <w:r>
-              <w:rPr>
-                <w:lang w:val="es-ES"/>
-              </w:rPr>
               <w:t xml:space="preserve"> </w:t>
             </w:r>
             <w:r>
               <w:rPr>
                 <w:rStyle w:val="VerbatimChar"/>
-                <w:lang w:val="es-ES"/>
               </w:rPr>
               <w:t xml:space="preserve">2001:DB8:1:2:21A:2BFF:FE3C:4D5E</w:t>
             </w:r>

--- a/docx/03-direccionamiento-ip/boletin-U03-ipv6-inicial.docx
+++ b/docx/03-direccionamiento-ip/boletin-U03-ipv6-inicial.docx
@@ -28,23 +28,23 @@
         </w:p>
       </w:sdtContent>
     </w:sdt>
-    <w:bookmarkStart w:id="9" w:name="boletín-ud3-ipv6-inicial"/>
+    <w:bookmarkStart w:id="9" w:name="Xb1b2043ee889aecf83a8fcd665e04469e3df440"/>
     <w:p>
       <w:pPr>
         <w:pStyle w:val="Heading1"/>
       </w:pPr>
       <w:r>
-        <w:t xml:space="preserve">Boletín UD3 · IPv6 — Inicial</w:t>
+        <w:t xml:space="preserve">Boletín de Direccionamiento IP · IPv6 — Inicial</w:t>
       </w:r>
     </w:p>
     <w:bookmarkEnd w:id="9"/>
-    <w:bookmarkStart w:id="18" w:name="boletín-ud3-ipv6-inicial-1"/>
+    <w:bookmarkStart w:id="18" w:name="Xc643c0480aba399da8dd446d95e1aa0c206663b"/>
     <w:p>
       <w:pPr>
         <w:pStyle w:val="Heading1"/>
       </w:pPr>
       <w:r>
-        <w:t xml:space="preserve">📝 Boletín UD3 · IPv6 — Inicial</w:t>
+        <w:t xml:space="preserve">📝 Boletín de Direccionamiento IP · IPv6 — Inicial</w:t>
       </w:r>
     </w:p>
     <w:p>
